--- a/CÔNG TY TNHH VENUS FURNISHER/Venus_ThayDoiDiaChi/Venus_Mẫu số 12.docx
+++ b/CÔNG TY TNHH VENUS FURNISHER/Venus_ThayDoiDiaChi/Venus_Mẫu số 12.docx
@@ -3365,10 +3365,10 @@
         <w:tblLook w:val="04A0" w:firstRow="1" w:lastRow="0" w:firstColumn="1" w:lastColumn="0" w:noHBand="0" w:noVBand="1"/>
       </w:tblPr>
       <w:tblGrid>
-        <w:gridCol w:w="809"/>
+        <w:gridCol w:w="810"/>
         <w:gridCol w:w="5416"/>
         <w:gridCol w:w="901"/>
-        <w:gridCol w:w="2088"/>
+        <w:gridCol w:w="2087"/>
       </w:tblGrid>
       <w:tr>
         <w:tc>
@@ -3385,7 +3385,6 @@
                 <w:szCs w:val="28"/>
               </w:rPr>
             </w:pPr>
-            <w:bookmarkStart w:id="8" w:name="_GoBack"/>
             <w:r>
               <w:rPr>
                 <w:rFonts w:ascii="Times New Roman" w:eastAsia="Calibri" w:hAnsi="Times New Roman" w:cs="Times New Roman"/>
@@ -3553,8 +3552,18 @@
                 <w:sz w:val="28"/>
                 <w:szCs w:val="28"/>
               </w:rPr>
-              <w:t>Chi tiết: Dịch vụ kiểm tra chất lượng hàng hóa, sản phẩm; kiểm tra số lượng, quy cách, kích thước, ngoại quan và chất lượng hàng hóa.</w:t>
+              <w:t>Chi tiết: Dịch vụ phân tích và kiểm định kỹ thuật (CPC 8676 ngoại trừ việc kiểm định và cấp giấy chứng nhận cho phương tiện vận tải). Vì lý do an ninh quốc gia, việc tiếp cận một số khu vực địa lý có thể bị hạn chế</w:t>
             </w:r>
+            <w:r>
+              <w:rPr>
+                <w:rFonts w:ascii="Times New Roman" w:eastAsia="Calibri" w:hAnsi="Times New Roman" w:cs="Times New Roman"/>
+                <w:sz w:val="28"/>
+                <w:szCs w:val="28"/>
+              </w:rPr>
+              <w:t>.</w:t>
+            </w:r>
+            <w:bookmarkStart w:id="8" w:name="_GoBack"/>
+            <w:bookmarkEnd w:id="8"/>
           </w:p>
         </w:tc>
         <w:tc>
@@ -3599,7 +3608,6 @@
         </w:tc>
       </w:tr>
     </w:tbl>
-    <w:bookmarkEnd w:id="8"/>
     <w:p>
       <w:pPr>
         <w:spacing w:before="120" w:after="120" w:line="340" w:lineRule="exact"/>
@@ -3857,7 +3865,15 @@
           <w:rFonts w:ascii="Times New Roman" w:eastAsia="Calibri" w:hAnsi="Times New Roman" w:cs="Times New Roman"/>
           <w:sz w:val="28"/>
         </w:rPr>
-        <w:t>- Trường hợp chỉ bỏ ngành, nghề kinh doanh chính mà không bổ sung thêm ngành, nghề kinh doanh mới và chọn một ngành, nghề kinh doanh khác trong số các ngành, nghề kinh doanh còn lại đã đăng ký làm ngành, nghề kinh doanh chính thì đồng thời kê khai tại mục 2, 3 nêu trên, cụ thể như sau: kê khai ngành, nghề kinh doanh bị bỏ tại mục 2; kê khai ngành, nghề kinh doanh chính mới tại mục 3.</w:t>
+        <w:t xml:space="preserve">- Trường hợp chỉ bỏ ngành, nghề kinh doanh chính mà không bổ sung thêm ngành, nghề kinh doanh mới và chọn một ngành, nghề kinh doanh khác trong số các ngành, nghề kinh doanh còn lại đã đăng ký làm ngành, nghề kinh doanh chính </w:t>
+      </w:r>
+      <w:r>
+        <w:rPr>
+          <w:rFonts w:ascii="Times New Roman" w:eastAsia="Calibri" w:hAnsi="Times New Roman" w:cs="Times New Roman"/>
+          <w:sz w:val="28"/>
+        </w:rPr>
+        <w:lastRenderedPageBreak/>
+        <w:t>thì đồng thời kê khai tại mục 2, 3 nêu trên, cụ thể như sau: kê khai ngành, nghề kinh doanh bị bỏ tại mục 2; kê khai ngành, nghề kinh doanh chính mới tại mục 3.</w:t>
       </w:r>
     </w:p>
     <w:p>
@@ -3885,7 +3901,6 @@
           <w:szCs w:val="28"/>
           <w:lang w:val="vi-VN" w:eastAsia="x-none"/>
         </w:rPr>
-        <w:lastRenderedPageBreak/>
         <w:t xml:space="preserve">B. </w:t>
       </w:r>
       <w:r>
